--- a/products-storage/04-polnyy-komplekt-pto/01-30-bazovye-pakety/02-dopraboty-bez-poter/04-akt-skrytyh-rabot.docx
+++ b/products-storage/04-polnyy-komplekt-pto/01-30-bazovye-pakety/02-dopraboty-bez-poter/04-akt-skrytyh-rabot.docx
@@ -5,311 +5,567 @@
     <w:p>
       <w:pPr>
         <w:pStyle w:val="Title"/>
+        <w:jc w:val="center"/>
+        <w:pBdr>
+          <w:bottom w:val="nil"/>
+        </w:pBdr>
+      </w:pPr>
+      <w:r>
+        <w:rPr>
+          <w:rFonts w:ascii="Arial" w:hAnsi="Arial"/>
+          <w:color w:val="000000"/>
+          <w:sz w:val="30"/>
+        </w:rPr>
+        <w:t>Акт освидетельствования скрытых работ</w:t>
+      </w:r>
+    </w:p>
+    <w:p>
+      <w:pPr>
+        <w:jc w:val="center"/>
+      </w:pPr>
+      <w:r>
+        <w:rPr>
+          <w:color w:val="373737"/>
+          <w:sz w:val="16"/>
+        </w:rPr>
+        <w:t>Рекомендуемый образец · приложение № 3 к составу исполнительной документации, утвержденному приказом Минстроя России от 16.05.2023 № 344/пр</w:t>
+      </w:r>
+    </w:p>
+    <w:p>
+      <w:r>
+        <w:rPr>
+          <w:b/>
+        </w:rPr>
+        <w:t xml:space="preserve">Объект капитального строительства  </w:t>
+      </w:r>
+      <w:r>
+        <w:t>__________________________________________________</w:t>
+      </w:r>
+    </w:p>
+    <w:p>
+      <w:pPr>
+        <w:spacing w:after="60"/>
+      </w:pPr>
+      <w:r>
+        <w:rPr>
+          <w:color w:val="4E4E4E"/>
+          <w:sz w:val="15"/>
+        </w:rPr>
+        <w:t>Наименование по проектной документации, почтовый или строительный адрес.</w:t>
+      </w:r>
+    </w:p>
+    <w:p>
+      <w:r>
+        <w:rPr>
+          <w:b/>
+        </w:rPr>
+        <w:t xml:space="preserve">Застройщик, технический заказчик, лицо, ответственное за эксплуатацию здания, сооружения, или региональный оператор  </w:t>
+      </w:r>
+      <w:r>
+        <w:t>__________________________________________________</w:t>
+      </w:r>
+    </w:p>
+    <w:p>
+      <w:pPr>
+        <w:spacing w:after="60"/>
+      </w:pPr>
+      <w:r>
+        <w:rPr>
+          <w:color w:val="4E4E4E"/>
+          <w:sz w:val="15"/>
+        </w:rPr>
+        <w:t>Наименование, ОГРН, ИНН, адрес, телефон; сведения о СРО, когда членство требуется. Для ИП или физического лица — применимые реквизиты образца.</w:t>
+      </w:r>
+    </w:p>
+    <w:p>
+      <w:r>
+        <w:rPr>
+          <w:b/>
+        </w:rPr>
+        <w:t xml:space="preserve">Лицо, осуществляющее строительство, реконструкцию, капитальный ремонт  </w:t>
+      </w:r>
+      <w:r>
+        <w:t>__________________________________________________</w:t>
+      </w:r>
+    </w:p>
+    <w:p>
+      <w:pPr>
+        <w:spacing w:after="60"/>
+      </w:pPr>
+      <w:r>
+        <w:rPr>
+          <w:color w:val="4E4E4E"/>
+          <w:sz w:val="15"/>
+        </w:rPr>
+        <w:t>Наименование, ОГРН, ИНН, адрес, телефон; сведения о СРО, когда членство требуется. Для ИП или физического лица — применимые реквизиты образца.</w:t>
+      </w:r>
+    </w:p>
+    <w:p>
+      <w:r>
+        <w:rPr>
+          <w:b/>
+        </w:rPr>
+        <w:t xml:space="preserve">Лицо, осуществляющее подготовку проектной документации  </w:t>
+      </w:r>
+      <w:r>
+        <w:t>__________________________________________________</w:t>
+      </w:r>
+    </w:p>
+    <w:p>
+      <w:pPr>
+        <w:spacing w:after="60"/>
+      </w:pPr>
+      <w:r>
+        <w:rPr>
+          <w:color w:val="4E4E4E"/>
+          <w:sz w:val="15"/>
+        </w:rPr>
+        <w:t>Наименование, ОГРН, ИНН, адрес, телефон; сведения о СРО, когда членство требуется. Для ИП или физического лица — применимые реквизиты образца.</w:t>
+      </w:r>
+    </w:p>
+    <w:p>
+      <w:r>
+        <w:t>АКТ № {{НОМЕР_АКТА}}   «{{ДЕНЬ}}» {{МЕСЯЦ}} {{ГОД}} г.</w:t>
+      </w:r>
+    </w:p>
+    <w:p>
+      <w:pPr>
+        <w:pStyle w:val="Heading2"/>
+      </w:pPr>
+      <w:r>
+        <w:rPr>
+          <w:color w:val="000000"/>
+          <w:sz w:val="20"/>
+        </w:rPr>
+        <w:t>Представители</w:t>
+      </w:r>
+    </w:p>
+    <w:p>
+      <w:r>
+        <w:rPr>
+          <w:b/>
+        </w:rPr>
+        <w:t xml:space="preserve">Представитель застройщика, технического заказчика, лица, ответственного за эксплуатацию здания, сооружения, или регионального оператора по вопросам строительного контроля  </w:t>
+      </w:r>
+      <w:r>
+        <w:t>__________________________________________________</w:t>
+      </w:r>
+    </w:p>
+    <w:p>
+      <w:pPr>
+        <w:spacing w:after="60"/>
+      </w:pPr>
+      <w:r>
+        <w:rPr>
+          <w:color w:val="4E4E4E"/>
+          <w:sz w:val="15"/>
+        </w:rPr>
+        <w:t>Должность, фамилия и инициалы, документ о полномочиях; для строительного контроля — номер в НРС, когда требуется.</w:t>
+      </w:r>
+    </w:p>
+    <w:p>
+      <w:r>
+        <w:rPr>
+          <w:b/>
+        </w:rPr>
+        <w:t xml:space="preserve">Представитель лица, осуществляющего строительство, реконструкцию, капитальный ремонт  </w:t>
+      </w:r>
+      <w:r>
+        <w:t>__________________________________________________</w:t>
+      </w:r>
+    </w:p>
+    <w:p>
+      <w:pPr>
+        <w:spacing w:after="60"/>
+      </w:pPr>
+      <w:r>
+        <w:rPr>
+          <w:color w:val="4E4E4E"/>
+          <w:sz w:val="15"/>
+        </w:rPr>
+        <w:t>Должность, фамилия и инициалы, документ о полномочиях; для строительного контроля — номер в НРС, когда требуется.</w:t>
+      </w:r>
+    </w:p>
+    <w:p>
+      <w:r>
+        <w:rPr>
+          <w:b/>
+        </w:rPr>
+        <w:t xml:space="preserve">Представитель лица, осуществляющего строительство, реконструкцию, капитальный ремонт, по вопросам строительного контроля  </w:t>
+      </w:r>
+      <w:r>
+        <w:t>__________________________________________________</w:t>
+      </w:r>
+    </w:p>
+    <w:p>
+      <w:pPr>
+        <w:spacing w:after="60"/>
+      </w:pPr>
+      <w:r>
+        <w:rPr>
+          <w:color w:val="4E4E4E"/>
+          <w:sz w:val="15"/>
+        </w:rPr>
+        <w:t>Должность, фамилия и инициалы, документ о полномочиях; для строительного контроля — номер в НРС, когда требуется.</w:t>
+      </w:r>
+    </w:p>
+    <w:p>
+      <w:r>
+        <w:rPr>
+          <w:b/>
+        </w:rPr>
+        <w:t xml:space="preserve">Представитель лица, осуществляющего подготовку проектной документации (если привлечен для проверки соответствия работ проекту)  </w:t>
+      </w:r>
+      <w:r>
+        <w:t>__________________________________________________</w:t>
+      </w:r>
+    </w:p>
+    <w:p>
+      <w:pPr>
+        <w:spacing w:after="60"/>
+      </w:pPr>
+      <w:r>
+        <w:rPr>
+          <w:color w:val="4E4E4E"/>
+          <w:sz w:val="15"/>
+        </w:rPr>
+        <w:t>Должность, фамилия и инициалы, документ о полномочиях; для строительного контроля — номер в НРС, когда требуется.</w:t>
+      </w:r>
+    </w:p>
+    <w:p>
+      <w:r>
+        <w:rPr>
+          <w:b/>
+        </w:rPr>
+        <w:t xml:space="preserve">Представитель лица, выполнившего работы, подлежащие освидетельствованию (если работы выполнены иным лицом по договору)  </w:t>
+      </w:r>
+      <w:r>
+        <w:t>__________________________________________________</w:t>
+      </w:r>
+    </w:p>
+    <w:p>
+      <w:pPr>
+        <w:spacing w:after="60"/>
+      </w:pPr>
+      <w:r>
+        <w:rPr>
+          <w:color w:val="4E4E4E"/>
+          <w:sz w:val="15"/>
+        </w:rPr>
+        <w:t>Должность, фамилия и инициалы, документ о полномочиях; для строительного контроля — номер в НРС, когда требуется.</w:t>
+      </w:r>
+    </w:p>
+    <w:p>
+      <w:r>
+        <w:t>Произвели осмотр работ, выполненных ______________________________________________, и составили настоящий акт о нижеследующем.</w:t>
+      </w:r>
+    </w:p>
+    <w:p>
+      <w:pPr>
+        <w:pageBreakBefore/>
       </w:pPr>
       <w:r>
         <w:rPr>
           <w:b/>
         </w:rPr>
-        <w:t>Акт освидетельствования скрываемых работ — рабочая заготовка</w:t>
+        <w:t xml:space="preserve">1. К освидетельствованию предъявлены следующие работы  </w:t>
+      </w:r>
+      <w:r>
+        <w:t>__________________________________________________</w:t>
+      </w:r>
+    </w:p>
+    <w:p>
+      <w:pPr>
+        <w:spacing w:after="60"/>
+      </w:pPr>
+      <w:r>
+        <w:rPr>
+          <w:color w:val="4E4E4E"/>
+          <w:sz w:val="15"/>
+        </w:rPr>
+        <w:t>Наименование скрытых работ, точное место.</w:t>
       </w:r>
     </w:p>
     <w:p>
       <w:r>
         <w:rPr>
-          <w:i/>
-          <w:color w:val="E85D22"/>
+          <w:b/>
         </w:rPr>
-        <w:t>Заполните поля в квадратных скобках и удалите подсказки перед отправкой.</w:t>
+        <w:t xml:space="preserve">2. Работы выполнены по проектной документации  </w:t>
+      </w:r>
+      <w:r>
+        <w:t>__________________________________________________</w:t>
       </w:r>
     </w:p>
     <w:p>
       <w:pPr>
-        <w:pStyle w:val="Heading1"/>
+        <w:spacing w:after="60"/>
       </w:pPr>
       <w:r>
-        <w:t>Объект контроля</w:t>
+        <w:rPr>
+          <w:color w:val="4E4E4E"/>
+          <w:sz w:val="15"/>
+        </w:rPr>
+        <w:t>Номер и реквизиты чертежей; проектная и (или) рабочая документация и подготовившее ее лицо.</w:t>
+      </w:r>
+    </w:p>
+    <w:p>
+      <w:r>
+        <w:rPr>
+          <w:b/>
+        </w:rPr>
+        <w:t xml:space="preserve">3. При выполнении работ применены  </w:t>
+      </w:r>
+      <w:r>
+        <w:t>__________________________________________________</w:t>
       </w:r>
     </w:p>
     <w:p>
       <w:pPr>
-        <w:pStyle w:val="ListBullet"/>
+        <w:spacing w:after="60"/>
       </w:pPr>
       <w:r>
-        <w:t>Вид и место работы: [___]</w:t>
+        <w:rPr>
+          <w:color w:val="4E4E4E"/>
+          <w:sz w:val="15"/>
+        </w:rPr>
+        <w:t>Материалы, изделия, сертификаты и документы качества и безопасности; при числе документов свыше пяти приложите их реестр.</w:t>
+      </w:r>
+    </w:p>
+    <w:p>
+      <w:r>
+        <w:rPr>
+          <w:b/>
+        </w:rPr>
+        <w:t xml:space="preserve">4. Предъявлены документы, подтверждающие соответствие работ предъявляемым к ним требованиям  </w:t>
+      </w:r>
+      <w:r>
+        <w:t>__________________________________________________</w:t>
       </w:r>
     </w:p>
     <w:p>
       <w:pPr>
-        <w:pStyle w:val="ListBullet"/>
+        <w:spacing w:after="60"/>
       </w:pPr>
       <w:r>
-        <w:t>Проект/узел: [___]</w:t>
+        <w:rPr>
+          <w:color w:val="4E4E4E"/>
+          <w:sz w:val="15"/>
+        </w:rPr>
+        <w:t>Исполнительные схемы, чертежи, результаты экспертиз, обследований, лабораторных и иных испытаний.</w:t>
+      </w:r>
+    </w:p>
+    <w:p>
+      <w:r>
+        <w:rPr>
+          <w:b/>
+        </w:rPr>
+        <w:t xml:space="preserve">5. Даты начала и окончания работ  </w:t>
+      </w:r>
+      <w:r>
+        <w:t>__________________________________________________</w:t>
       </w:r>
     </w:p>
     <w:p>
       <w:pPr>
-        <w:pStyle w:val="ListBullet"/>
+        <w:spacing w:after="60"/>
       </w:pPr>
       <w:r>
-        <w:t>Материалы и документы качества: [___]</w:t>
+        <w:rPr>
+          <w:color w:val="4E4E4E"/>
+          <w:sz w:val="15"/>
+        </w:rPr>
+        <w:t>Начало «___» __________ 20___ г.; окончание «___» __________ 20___ г.</w:t>
+      </w:r>
+    </w:p>
+    <w:p>
+      <w:r>
+        <w:rPr>
+          <w:b/>
+        </w:rPr>
+        <w:t xml:space="preserve">6. Работы выполнены в соответствии с  </w:t>
+      </w:r>
+      <w:r>
+        <w:t>__________________________________________________</w:t>
       </w:r>
     </w:p>
     <w:p>
       <w:pPr>
-        <w:pStyle w:val="Heading1"/>
+        <w:spacing w:after="60"/>
       </w:pPr>
       <w:r>
-        <w:t>Освидетельствование</w:t>
+        <w:rPr>
+          <w:color w:val="4E4E4E"/>
+          <w:sz w:val="15"/>
+        </w:rPr>
+        <w:t>Наименования и структурные единицы техрегламентов и иных НПА, разделы проектной и (или) рабочей документации.</w:t>
+      </w:r>
+    </w:p>
+    <w:p>
+      <w:r>
+        <w:rPr>
+          <w:b/>
+        </w:rPr>
+        <w:t xml:space="preserve">7. Разрешается производство последующих работ  </w:t>
+      </w:r>
+      <w:r>
+        <w:t>__________________________________________________</w:t>
       </w:r>
     </w:p>
     <w:p>
       <w:pPr>
-        <w:pStyle w:val="ListBullet"/>
+        <w:spacing w:after="60"/>
       </w:pPr>
       <w:r>
-        <w:t>Дата: [___]</w:t>
+        <w:rPr>
+          <w:color w:val="4E4E4E"/>
+          <w:sz w:val="15"/>
+        </w:rPr>
+        <w:t>Наименования работ, конструкций и участков сетей инженерно-технического обеспечения.</w:t>
+      </w:r>
+    </w:p>
+    <w:p>
+      <w:r>
+        <w:rPr>
+          <w:b/>
+        </w:rPr>
+        <w:t xml:space="preserve">Дополнительные сведения  </w:t>
+      </w:r>
+      <w:r>
+        <w:t>__________________________________________________</w:t>
+      </w:r>
+    </w:p>
+    <w:p>
+      <w:r>
+        <w:rPr>
+          <w:b/>
+        </w:rPr>
+        <w:t xml:space="preserve">Акт составлен в экземплярах  </w:t>
+      </w:r>
+      <w:r>
+        <w:t>__________________________________________________</w:t>
       </w:r>
     </w:p>
     <w:p>
       <w:pPr>
-        <w:pStyle w:val="ListBullet"/>
+        <w:spacing w:after="60"/>
       </w:pPr>
       <w:r>
-        <w:t>Участники: [___]</w:t>
+        <w:rPr>
+          <w:color w:val="4E4E4E"/>
+          <w:sz w:val="15"/>
+        </w:rPr>
+        <w:t>Для акта на бумажном носителе.</w:t>
+      </w:r>
+    </w:p>
+    <w:p>
+      <w:r>
+        <w:rPr>
+          <w:b/>
+        </w:rPr>
+        <w:t xml:space="preserve">Приложения  </w:t>
+      </w:r>
+      <w:r>
+        <w:t>__________________________________________________</w:t>
       </w:r>
     </w:p>
     <w:p>
       <w:pPr>
-        <w:pStyle w:val="ListBullet"/>
+        <w:spacing w:after="60"/>
       </w:pPr>
       <w:r>
-        <w:t>Разрешены последующие работы: [да/нет]</w:t>
+        <w:rPr>
+          <w:color w:val="4E4E4E"/>
+          <w:sz w:val="15"/>
+        </w:rPr>
+        <w:t>Исполнительные схемы и чертежи, результаты экспертиз, обследований и испытаний.</w:t>
       </w:r>
     </w:p>
     <w:p>
       <w:pPr>
-        <w:pStyle w:val="Heading1"/>
+        <w:pStyle w:val="Heading2"/>
       </w:pPr>
       <w:r>
-        <w:t>Важно</w:t>
+        <w:rPr>
+          <w:color w:val="000000"/>
+          <w:sz w:val="20"/>
+        </w:rPr>
+        <w:t>Подписи представителей</w:t>
       </w:r>
     </w:p>
     <w:p>
       <w:pPr>
-        <w:pStyle w:val="ListBullet"/>
+        <w:spacing w:after="40"/>
       </w:pPr>
       <w:r>
-        <w:t>Форму и состав подписантов сверить с актуальными требованиями, проектом и системой заказчика.</w:t>
+        <w:t>Представитель застройщика, технического заказчика, лица, ответственного за эксплуатацию здания, сооружения, или регионального оператора по вопросам строительного контроля</w:t>
+      </w:r>
+    </w:p>
+    <w:p>
+      <w:r>
+        <w:t>Фамилия и инициалы ______________________________   Подпись ________________</w:t>
       </w:r>
     </w:p>
     <w:p>
       <w:pPr>
-        <w:pStyle w:val="Heading1"/>
+        <w:spacing w:after="40"/>
       </w:pPr>
       <w:r>
-        <w:t>Контроль перед использованием</w:t>
+        <w:t>Представитель лица, осуществляющего строительство, реконструкцию, капитальный ремонт</w:t>
       </w:r>
     </w:p>
-    <w:tbl>
-      <w:tblPr>
-        <w:tblW w:type="auto" w:w="0"/>
-        <w:jc w:val="center"/>
-        <w:tblLayout w:type="fixed"/>
-        <w:tblLook w:firstColumn="1" w:firstRow="1" w:lastColumn="0" w:lastRow="0" w:noHBand="0" w:noVBand="1" w:val="04A0"/>
-      </w:tblPr>
-      <w:tblGrid>
-        <w:gridCol w:w="1800"/>
-        <w:gridCol w:w="7560"/>
-      </w:tblGrid>
-      <w:tr>
-        <w:tc>
-          <w:tcPr>
-            <w:tcW w:type="dxa" w:w="4680"/>
-            <w:shd w:fill="E9E5DC"/>
-            <w:vAlign w:val="center"/>
-          </w:tcPr>
-          <w:p>
-            <w:r>
-              <w:t>Статус</w:t>
-            </w:r>
-          </w:p>
-        </w:tc>
-        <w:tc>
-          <w:tcPr>
-            <w:tcW w:type="dxa" w:w="4680"/>
-            <w:shd w:fill="E9E5DC"/>
-            <w:vAlign w:val="center"/>
-          </w:tcPr>
-          <w:p>
-            <w:r>
-              <w:t>Проверка</w:t>
-            </w:r>
-          </w:p>
-        </w:tc>
-      </w:tr>
-      <w:tr>
-        <w:tc>
-          <w:tcPr>
-            <w:tcW w:type="dxa" w:w="1800"/>
-          </w:tcPr>
-          <w:p>
-            <w:r>
-              <w:t>☐</w:t>
-            </w:r>
-          </w:p>
-        </w:tc>
-        <w:tc>
-          <w:tcPr>
-            <w:tcW w:type="dxa" w:w="7560"/>
-          </w:tcPr>
-          <w:p>
-            <w:r>
-              <w:t>Сверено с договором и приложениями</w:t>
-            </w:r>
-          </w:p>
-        </w:tc>
-      </w:tr>
-      <w:tr>
-        <w:tc>
-          <w:tcPr>
-            <w:tcW w:type="dxa" w:w="1800"/>
-          </w:tcPr>
-          <w:p>
-            <w:r>
-              <w:t>☐</w:t>
-            </w:r>
-          </w:p>
-        </w:tc>
-        <w:tc>
-          <w:tcPr>
-            <w:tcW w:type="dxa" w:w="7560"/>
-          </w:tcPr>
-          <w:p>
-            <w:r>
-              <w:t>Проверены полномочия подписанта и адресат</w:t>
-            </w:r>
-          </w:p>
-        </w:tc>
-      </w:tr>
-      <w:tr>
-        <w:tc>
-          <w:tcPr>
-            <w:tcW w:type="dxa" w:w="1800"/>
-          </w:tcPr>
-          <w:p>
-            <w:r>
-              <w:t>☐</w:t>
-            </w:r>
-          </w:p>
-        </w:tc>
-        <w:tc>
-          <w:tcPr>
-            <w:tcW w:type="dxa" w:w="7560"/>
-          </w:tcPr>
-          <w:p>
-            <w:r>
-              <w:t>Приложения названы и приложены</w:t>
-            </w:r>
-          </w:p>
-        </w:tc>
-      </w:tr>
-      <w:tr>
-        <w:tc>
-          <w:tcPr>
-            <w:tcW w:type="dxa" w:w="1800"/>
-          </w:tcPr>
-          <w:p>
-            <w:r>
-              <w:t>☐</w:t>
-            </w:r>
-          </w:p>
-        </w:tc>
-        <w:tc>
-          <w:tcPr>
-            <w:tcW w:type="dxa" w:w="7560"/>
-          </w:tcPr>
-          <w:p>
-            <w:r>
-              <w:t>Зафиксирован доказуемый канал отправки</w:t>
-            </w:r>
-          </w:p>
-        </w:tc>
-      </w:tr>
-      <w:tr>
-        <w:tc>
-          <w:tcPr>
-            <w:tcW w:type="dxa" w:w="1800"/>
-          </w:tcPr>
-          <w:p>
-            <w:r>
-              <w:t>☐</w:t>
-            </w:r>
-          </w:p>
-        </w:tc>
-        <w:tc>
-          <w:tcPr>
-            <w:tcW w:type="dxa" w:w="7560"/>
-          </w:tcPr>
-          <w:p>
-            <w:r>
-              <w:t>Юридически значимые формулировки проверены специалистом под объект</w:t>
-            </w:r>
-          </w:p>
-        </w:tc>
-      </w:tr>
-    </w:tbl>
     <w:p>
       <w:r>
-        <w:t>Важно: шаблон не заменяет анализ договора, проектной документации и обстоятельств конкретного объекта.</w:t>
+        <w:t>Фамилия и инициалы ______________________________   Подпись ________________</w:t>
+      </w:r>
+    </w:p>
+    <w:p>
+      <w:pPr>
+        <w:spacing w:after="40"/>
+      </w:pPr>
+      <w:r>
+        <w:t>Представитель лица, осуществляющего строительство, реконструкцию, капитальный ремонт, по вопросам строительного контроля</w:t>
+      </w:r>
+    </w:p>
+    <w:p>
+      <w:r>
+        <w:t>Фамилия и инициалы ______________________________   Подпись ________________</w:t>
+      </w:r>
+    </w:p>
+    <w:p>
+      <w:pPr>
+        <w:spacing w:after="40"/>
+      </w:pPr>
+      <w:r>
+        <w:t>Представитель лица, осуществляющего подготовку проектной документации (если привлечен для проверки соответствия работ проекту)</w:t>
+      </w:r>
+    </w:p>
+    <w:p>
+      <w:r>
+        <w:t>Фамилия и инициалы ______________________________   Подпись ________________</w:t>
+      </w:r>
+    </w:p>
+    <w:p>
+      <w:pPr>
+        <w:spacing w:after="40"/>
+      </w:pPr>
+      <w:r>
+        <w:t>Представитель лица, выполнившего работы, подлежащие освидетельствованию (если работы выполнены иным лицом по договору)</w:t>
+      </w:r>
+    </w:p>
+    <w:p>
+      <w:r>
+        <w:t>Фамилия и инициалы ______________________________   Подпись ________________</w:t>
       </w:r>
     </w:p>
     <w:sectPr>
-      <w:headerReference w:type="default" r:id="rId9"/>
-      <w:footerReference w:type="default" r:id="rId10"/>
       <w:pgSz w:w="12240" w:h="15840"/>
-      <w:pgMar w:top="1440" w:right="1440" w:bottom="1440" w:left="1440" w:header="708" w:footer="708" w:gutter="0"/>
+      <w:pgMar w:top="879" w:right="935" w:bottom="879" w:left="935" w:header="720" w:footer="720" w:gutter="0"/>
       <w:cols w:space="720"/>
       <w:docGrid w:linePitch="360"/>
     </w:sectPr>
   </w:body>
 </w:document>
-</file>
-
-<file path=word/footer1.xml><?xml version="1.0" encoding="utf-8"?>
-<w:ftr xmlns:m="http://schemas.openxmlformats.org/officeDocument/2006/math" xmlns:mc="http://schemas.openxmlformats.org/markup-compatibility/2006" xmlns:mo="http://schemas.microsoft.com/office/mac/office/2008/main" xmlns:mv="urn:schemas-microsoft-com:mac:vml" xmlns:o="urn:schemas-microsoft-com:office:office" xmlns:r="http://schemas.openxmlformats.org/officeDocument/2006/relationships" xmlns:v="urn:schemas-microsoft-com:vml" xmlns:w10="urn:schemas-microsoft-com:office:word" xmlns:w14="http://schemas.microsoft.com/office/word/2010/wordml" xmlns:w="http://schemas.openxmlformats.org/wordprocessingml/2006/main" xmlns:wne="http://schemas.microsoft.com/office/word/2006/wordml" xmlns:wp14="http://schemas.microsoft.com/office/word/2010/wordprocessingDrawing" xmlns:wp="http://schemas.openxmlformats.org/drawingml/2006/wordprocessingDrawing" xmlns:wpc="http://schemas.microsoft.com/office/word/2010/wordprocessingCanvas" xmlns:wpg="http://schemas.microsoft.com/office/word/2010/wordprocessingGroup" xmlns:wpi="http://schemas.microsoft.com/office/word/2010/wordprocessingInk" xmlns:wps="http://schemas.microsoft.com/office/word/2010/wordprocessingShape" mc:Ignorable="w14 wp14">
-  <w:p>
-    <w:pPr>
-      <w:pStyle w:val="Footer"/>
-      <w:jc w:val="center"/>
-    </w:pPr>
-    <w:r>
-      <w:rPr>
-        <w:rFonts w:ascii="Arial" w:hAnsi="Arial"/>
-        <w:color w:val="787878"/>
-        <w:sz w:val="16"/>
-      </w:rPr>
-      <w:t>Акт освидетельствования скрываемых работ — рабочая заготовка  •  версия 21.07.2026  •  marzhavbetone.ru</w:t>
-    </w:r>
-  </w:p>
-</w:ftr>
-</file>
-
-<file path=word/header1.xml><?xml version="1.0" encoding="utf-8"?>
-<w:hdr xmlns:m="http://schemas.openxmlformats.org/officeDocument/2006/math" xmlns:mc="http://schemas.openxmlformats.org/markup-compatibility/2006" xmlns:mo="http://schemas.microsoft.com/office/mac/office/2008/main" xmlns:mv="urn:schemas-microsoft-com:mac:vml" xmlns:o="urn:schemas-microsoft-com:office:office" xmlns:r="http://schemas.openxmlformats.org/officeDocument/2006/relationships" xmlns:v="urn:schemas-microsoft-com:vml" xmlns:w10="urn:schemas-microsoft-com:office:word" xmlns:w14="http://schemas.microsoft.com/office/word/2010/wordml" xmlns:w="http://schemas.openxmlformats.org/wordprocessingml/2006/main" xmlns:wne="http://schemas.microsoft.com/office/word/2006/wordml" xmlns:wp14="http://schemas.microsoft.com/office/word/2010/wordprocessingDrawing" xmlns:wp="http://schemas.openxmlformats.org/drawingml/2006/wordprocessingDrawing" xmlns:wpc="http://schemas.microsoft.com/office/word/2010/wordprocessingCanvas" xmlns:wpg="http://schemas.microsoft.com/office/word/2010/wordprocessingGroup" xmlns:wpi="http://schemas.microsoft.com/office/word/2010/wordprocessingInk" xmlns:wps="http://schemas.microsoft.com/office/word/2010/wordprocessingShape" mc:Ignorable="w14 wp14">
-  <w:p>
-    <w:pPr>
-      <w:pStyle w:val="Header"/>
-    </w:pPr>
-    <w:r>
-      <w:rPr>
-        <w:rFonts w:ascii="Arial" w:hAnsi="Arial"/>
-        <w:color w:val="646464"/>
-        <w:sz w:val="16"/>
-      </w:rPr>
-      <w:t>МАРЖА В БЕТОНЕ  /  РАБОЧИЙ ШАБЛОН</w:t>
-    </w:r>
-  </w:p>
-</w:hdr>
 </file>
 
 <file path=word/numbering.xml><?xml version="1.0" encoding="utf-8"?>
@@ -676,11 +932,11 @@
     <w:qFormat/>
     <w:rsid w:val="00FC693F"/>
     <w:pPr>
-      <w:spacing w:after="120" w:line="300" w:lineRule="auto"/>
+      <w:spacing w:after="100" w:line="269" w:lineRule="auto"/>
     </w:pPr>
     <w:rPr>
       <w:rFonts w:ascii="Arial" w:hAnsi="Arial"/>
-      <w:sz w:val="22"/>
+      <w:sz w:val="18"/>
     </w:rPr>
   </w:style>
   <w:style w:type="paragraph" w:styleId="Header">
@@ -738,15 +994,15 @@
     <w:pPr>
       <w:keepNext/>
       <w:keepLines/>
-      <w:spacing w:before="360" w:after="200"/>
+      <w:spacing w:before="480" w:after="0"/>
       <w:outlineLvl w:val="0"/>
     </w:pPr>
     <w:rPr>
-      <w:rFonts w:asciiTheme="majorHAnsi" w:eastAsiaTheme="majorEastAsia" w:hAnsiTheme="majorHAnsi" w:cstheme="majorBidi" w:ascii="Arial" w:hAnsi="Arial"/>
+      <w:rFonts w:asciiTheme="majorHAnsi" w:eastAsiaTheme="majorEastAsia" w:hAnsiTheme="majorHAnsi" w:cstheme="majorBidi"/>
       <w:b/>
       <w:bCs/>
-      <w:color w:val="2E74B5"/>
-      <w:sz w:val="32"/>
+      <w:color w:val="365F91" w:themeColor="accent1" w:themeShade="BF"/>
+      <w:sz w:val="28"/>
       <w:szCs w:val="28"/>
     </w:rPr>
   </w:style>
@@ -762,14 +1018,14 @@
     <w:pPr>
       <w:keepNext/>
       <w:keepLines/>
-      <w:spacing w:before="280" w:after="140"/>
+      <w:spacing w:before="200" w:after="0"/>
       <w:outlineLvl w:val="1"/>
     </w:pPr>
     <w:rPr>
-      <w:rFonts w:asciiTheme="majorHAnsi" w:eastAsiaTheme="majorEastAsia" w:hAnsiTheme="majorHAnsi" w:cstheme="majorBidi" w:ascii="Arial" w:hAnsi="Arial"/>
+      <w:rFonts w:asciiTheme="majorHAnsi" w:eastAsiaTheme="majorEastAsia" w:hAnsiTheme="majorHAnsi" w:cstheme="majorBidi"/>
       <w:b/>
       <w:bCs/>
-      <w:color w:val="2E74B5"/>
+      <w:color w:val="4F81BD" w:themeColor="accent1"/>
       <w:sz w:val="26"/>
       <w:szCs w:val="26"/>
     </w:rPr>
@@ -1027,15 +1283,15 @@
       <w:pBdr>
         <w:bottom w:val="single" w:sz="8" w:space="4" w:color="4F81BD" w:themeColor="accent1"/>
       </w:pBdr>
-      <w:spacing w:after="240" w:line="240" w:lineRule="auto" w:before="0"/>
+      <w:spacing w:after="300" w:line="240" w:lineRule="auto"/>
       <w:contextualSpacing/>
     </w:pPr>
     <w:rPr>
-      <w:rFonts w:asciiTheme="majorHAnsi" w:eastAsiaTheme="majorEastAsia" w:hAnsiTheme="majorHAnsi" w:cstheme="majorBidi" w:ascii="Arial" w:hAnsi="Arial"/>
-      <w:color w:val="242629"/>
+      <w:rFonts w:asciiTheme="majorHAnsi" w:eastAsiaTheme="majorEastAsia" w:hAnsiTheme="majorHAnsi" w:cstheme="majorBidi"/>
+      <w:color w:val="17365D" w:themeColor="text2" w:themeShade="BF"/>
       <w:spacing w:val="5"/>
       <w:kern w:val="28"/>
-      <w:sz w:val="50"/>
+      <w:sz w:val="52"/>
       <w:szCs w:val="52"/>
     </w:rPr>
   </w:style>
